--- a/Rapid Cortex Internal Docs/RC_Campus_Venue_Onboarding_Guide-2.docx
+++ b/Rapid Cortex Internal Docs/RC_Campus_Venue_Onboarding_Guide-2.docx
@@ -62,7 +62,7 @@
                 <w:sz w:val="26"/>
                 <w:szCs w:val="26"/>
               </w:rPr>
-              <w:t>RAPID CORTEX</w:t>
+              <w:t>NEXCORT IQ</w:t>
             </w:r>
           </w:p>
           <w:p>
@@ -1822,7 +1822,7 @@
           <w:sz w:val="17"/>
           <w:szCs w:val="17"/>
         </w:rPr>
-        <w:t xml:space="preserve">Rapid Cortex integrates alongside — not instead of — existing ENS.  </w:t>
+        <w:t xml:space="preserve">NexCort iQ integrates alongside — not instead of — existing ENS.  </w:t>
       </w:r>
       <w:proofErr w:type="gramStart"/>
       <w:r>
@@ -2231,7 +2231,7 @@
                 <w:sz w:val="21"/>
                 <w:szCs w:val="21"/>
               </w:rPr>
-              <w:t>Log in to the Rapid Cortex Twilio account</w:t>
+              <w:t>Log in to the NexCort iQ Twilio account</w:t>
             </w:r>
           </w:p>
           <w:p>
@@ -2241,7 +2241,7 @@
                 <w:sz w:val="19"/>
                 <w:szCs w:val="19"/>
               </w:rPr>
-              <w:t>Log in at console.twilio.com using the Rapid Cortex operations credentials. Do not use a personal Twilio account.</w:t>
+              <w:t>Log in at console.twilio.com using the NexCort iQ operations credentials. Do not use a personal Twilio account.</w:t>
             </w:r>
           </w:p>
           <w:p>
@@ -2661,7 +2661,7 @@
                 <w:sz w:val="19"/>
                 <w:szCs w:val="19"/>
               </w:rPr>
-              <w:t>Go to Phone Numbers → Manage → Active Numbers → click the new number. Under Messaging Configuration, set 'A message comes in' → Webhook → POST → paste the Rapid Cortex SMS intake URL.</w:t>
+              <w:t>Go to Phone Numbers → Manage → Active Numbers → click the new number. Under Messaging Configuration, set 'A message comes in' → Webhook → POST → paste the NexCort iQ SMS intake URL.</w:t>
             </w:r>
           </w:p>
           <w:p>
@@ -3071,7 +3071,7 @@
                 <w:sz w:val="21"/>
                 <w:szCs w:val="21"/>
               </w:rPr>
-              <w:t>Add the number to the Rapid Cortex SMS routing table</w:t>
+              <w:t>Add the number to the NexCort iQ SMS routing table</w:t>
             </w:r>
           </w:p>
           <w:p>
@@ -3081,7 +3081,7 @@
                 <w:sz w:val="19"/>
                 <w:szCs w:val="19"/>
               </w:rPr>
-              <w:t>In the RC Admin dashboard: go to RC Admin → Agencies → [Agency] → SMS Numbers → Add Number. Paste the E.164 number, enter a label ('Main reporting line'), select the vertical (Campus or Venue). Save.</w:t>
+              <w:t>In the NC Admin dashboard: go to NC Admin → Agencies → [Agency] → SMS Numbers → Add Number. Paste the E.164 number, enter a label ('Main reporting line'), select the vertical (Campus or Venue). Save.</w:t>
             </w:r>
           </w:p>
           <w:p>
@@ -3913,7 +3913,7 @@
       </w:r>
       <w:proofErr w:type="gramEnd"/>
       <w:r>
-        <w:t xml:space="preserve"> record created in RC Admin</w:t>
+        <w:t xml:space="preserve"> record created in NC Admin</w:t>
       </w:r>
     </w:p>
     <w:p>
@@ -3929,7 +3929,7 @@
           <w:sz w:val="17"/>
           <w:szCs w:val="17"/>
         </w:rPr>
-        <w:t xml:space="preserve">RC Admin → Agencies → New Agency → vertical: Campus · status: active · </w:t>
+        <w:t xml:space="preserve">NC Admin → Agencies → New Agency → vertical: Campus · status: active · </w:t>
       </w:r>
       <w:proofErr w:type="spellStart"/>
       <w:r>
@@ -4596,7 +4596,7 @@
           <w:sz w:val="17"/>
           <w:szCs w:val="17"/>
         </w:rPr>
-        <w:t>RC Admin → Agencies → [Agency] → QR &amp; NFC Codes → New Code per zone.</w:t>
+        <w:t>NC Admin → Agencies → [Agency] → QR &amp; NFC Codes → New Code per zone.</w:t>
       </w:r>
     </w:p>
     <w:p>
@@ -4900,7 +4900,7 @@
           <w:sz w:val="17"/>
           <w:szCs w:val="17"/>
         </w:rPr>
-        <w:t xml:space="preserve">RC Admin → Agency → SMS Numbers → number is active and maps to correct </w:t>
+        <w:t xml:space="preserve">NC Admin → Agency → SMS Numbers → number is active and maps to correct </w:t>
       </w:r>
       <w:proofErr w:type="spellStart"/>
       <w:r>
@@ -6047,7 +6047,7 @@
       </w:r>
       <w:proofErr w:type="gramEnd"/>
       <w:r>
-        <w:t xml:space="preserve"> record created in RC Admin</w:t>
+        <w:t xml:space="preserve"> record created in NC Admin</w:t>
       </w:r>
     </w:p>
     <w:p>
@@ -7468,7 +7468,7 @@
         <w:spacing w:before="50" w:after="50"/>
       </w:pPr>
       <w:r>
-        <w:t>Every sign needs three reporting channels. The RC Admin QR code card shows all three in one place once the number is configured. Below is the complete sign specification to hand off to the client or sign vendor.</w:t>
+        <w:t>Every sign needs three reporting channels. The NC Admin QR code card shows all three in one place once the number is configured. Below is the complete sign specification to hand off to the client or sign vendor.</w:t>
       </w:r>
     </w:p>
     <w:p>
@@ -7579,7 +7579,7 @@
                 <w:sz w:val="16"/>
                 <w:szCs w:val="16"/>
               </w:rPr>
-              <w:t>[QR code image — from RC Admin]</w:t>
+              <w:t>[QR code image — from NC Admin]</w:t>
             </w:r>
           </w:p>
           <w:p>
@@ -7700,7 +7700,7 @@
                 <w:sz w:val="16"/>
                 <w:szCs w:val="16"/>
               </w:rPr>
-              <w:t>[QR code image — from RC Admin]</w:t>
+              <w:t>[QR code image — from NC Admin]</w:t>
             </w:r>
           </w:p>
           <w:p>
@@ -7994,7 +7994,7 @@
                 <w:sz w:val="18"/>
                 <w:szCs w:val="18"/>
               </w:rPr>
-              <w:t>Download PNG from RC Admin → Agencies → [Agency] → QR &amp; NFC Codes → Download PNG</w:t>
+              <w:t>Download PNG from NC Admin → Agencies → [Agency] → QR &amp; NFC Codes → Download PNG</w:t>
             </w:r>
           </w:p>
         </w:tc>
@@ -8056,7 +8056,7 @@
                 <w:sz w:val="18"/>
                 <w:szCs w:val="18"/>
               </w:rPr>
-              <w:t>Copy from RC Admin → same card → Copy NFC URL → program NTAG213 sticker with NFC Tools app</w:t>
+              <w:t>Copy from NC Admin → same card → Copy NFC URL → program NTAG213 sticker with NFC Tools app</w:t>
             </w:r>
           </w:p>
         </w:tc>
@@ -8660,7 +8660,7 @@
                 <w:sz w:val="18"/>
                 <w:szCs w:val="18"/>
               </w:rPr>
-              <w:t xml:space="preserve"> for this phone number. Fix: RC Admin → Agency → SMS Numbers → verify the number maps to the correct agency.</w:t>
+              <w:t xml:space="preserve"> for this phone number. Fix: NC Admin → Agency → SMS Numbers → verify the number maps to the correct agency.</w:t>
             </w:r>
           </w:p>
         </w:tc>
@@ -8772,7 +8772,7 @@
                 <w:sz w:val="18"/>
                 <w:szCs w:val="18"/>
               </w:rPr>
-              <w:t>'. Fix via RC Admin → Users → edit role, or run the Cognito update script.</w:t>
+              <w:t>'. Fix via NC Admin → Users → edit role, or run the Cognito update script.</w:t>
             </w:r>
           </w:p>
         </w:tc>
@@ -8967,7 +8967,7 @@
                 <w:sz w:val="18"/>
                 <w:szCs w:val="18"/>
               </w:rPr>
-              <w:t>The QR/NFC code record has the wrong 'vertical' field. Fix: RC Admin → QR &amp; NFC Codes → edit code → update vertical to campus or venue.</w:t>
+              <w:t>The QR/NFC code record has the wrong 'vertical' field. Fix: NC Admin → QR &amp; NFC Codes → edit code → update vertical to campus or venue.</w:t>
             </w:r>
           </w:p>
         </w:tc>
@@ -9279,7 +9279,7 @@
                 <w:sz w:val="18"/>
                 <w:szCs w:val="18"/>
               </w:rPr>
-              <w:t>The 855 number is dispatcher-initiated and outbound only. It is never a public reporting number. Texts to 855 from a campus or venue will not route to any agency. Remove the 855 number from the sign immediately. Replace with the agency’s dedicated Twilio number from RC Admin → Agency → SMS Numbers. Reprint or relabel the sign before go-live.</w:t>
+              <w:t>The 855 number is dispatcher-initiated and outbound only. It is never a public reporting number. Texts to 855 from a campus or venue will not route to any agency. Remove the 855 number from the sign immediately. Replace with the agency’s dedicated Twilio number from NC Admin → Agency → SMS Numbers. Reprint or relabel the sign before go-live.</w:t>
             </w:r>
           </w:p>
         </w:tc>
@@ -9361,7 +9361,7 @@
                 <w:sz w:val="18"/>
                 <w:szCs w:val="18"/>
               </w:rPr>
-              <w:t>Contact the Rapid Cortex operations team before onboarding any new agency.</w:t>
+              <w:t>Contact the NexCort iQ operations team before onboarding any new agency.</w:t>
             </w:r>
           </w:p>
           <w:p>
@@ -9690,7 +9690,7 @@
         <w:sz w:val="17"/>
         <w:szCs w:val="17"/>
       </w:rPr>
-      <w:t>RAPID CORTEX</w:t>
+      <w:t>NEXCORT IQ</w:t>
     </w:r>
     <w:r>
       <w:rPr>
